--- a/2026 RESUME JDC - Automation PM.docx
+++ b/2026 RESUME JDC - Automation PM.docx
@@ -217,7 +217,7 @@
           <w:color w:val="000000"/>
           <w:sz w:val="20"/>
         </w:rPr>
-        <w:t>VFDs, Servo Drives, Ethernet/IP, Modbus, Profibus, Python (Data Analysis), SQL, Industrial Instrumentation</w:t>
+        <w:t>VFDs, Servo Drives, Ethernet/IP, Modbus, Profibus, DeviceNet, Python (Data Analysis), SQL, Industrial Instrumentation</w:t>
       </w:r>
     </w:p>
     <w:p>
